--- a/data/cvs/cv_84_Mpathic_Product_Manager__AI_Analytics___Workflow.docx
+++ b/data/cvs/cv_84_Mpathic_Product_Manager__AI_Analytics___Workflow.docx
@@ -86,7 +86,7 @@
         <w:rPr>
           <w:sz w:val="20"/>
         </w:rPr>
-        <w:t>Full Stack Developer and AI Engineer with a diverse skill set spanning development, data annotation, and AI evaluation. I have hands-on experience building full-stack applications, from Python backends and REST APIs to React frontends, and have worked with both U.S. and Kenyan tech companies. Currently, I'm focused on AI-driven automation, developing production systems at Copy Cat Group, including an AI-powered tender scraping pipeline and an SAP API integration.</w:t>
+        <w:t>Full Stack Developer and AI engineer with a focus on building intelligent, data-driven systems. I have hands-on experience in AI data annotation, model evaluation, and full-stack development, using Python, React, and PostgreSQL. Currently, I'm leading AI-driven projects at Copy Cat Group, including an SAP API integration and an AI tender scraping pipeline, while also contributing to product initiatives through BRDs and SDDs.</w:t>
       </w:r>
     </w:p>
     <w:p>
@@ -227,7 +227,7 @@
         <w:rPr>
           <w:sz w:val="20"/>
         </w:rPr>
-        <w:t>Git, GitHub, Postman, VS Code, CI/CD, Oracle Cloud, Google Cloud Platform</w:t>
+        <w:t>Git, GitHub, CI/CD, Oracle Cloud, Google Cloud Platform</w:t>
       </w:r>
     </w:p>
     <w:p>
@@ -245,7 +245,7 @@
         <w:rPr>
           <w:sz w:val="20"/>
         </w:rPr>
-        <w:t>Jira, PRD, AI-powered products, AI-driven workflows, analytics, product-led onboarding, Agile, product requirements, model-driven outputs, user-facing documentation, release coordination, clinical settings, research settings, AI/ML, data science, data realities, customer workflows</w:t>
+        <w:t>Product Management, PRD, Jira, AI-driven workflows, analytics, product-led onboarding, release coordination, user-facing documentation, clinical settings, research settings, product requirements, high-quality delivery, adoption, measurable impact, Data Science, Research</w:t>
       </w:r>
     </w:p>
     <w:p>
@@ -263,7 +263,7 @@
         <w:rPr>
           <w:sz w:val="20"/>
         </w:rPr>
-        <w:t>acceptance criteria, release notes, internal enablement, edge cases, product usability, in-app guidance, workflow education, time-to-value, adoption, data quality, model performance, customer trust, traceability, usability, customer-facing reporting, measurement, iteration, workflow metrics</w:t>
+        <w:t>Clinical teams, AI-powered products, model-driven outputs, release notes, internal enablement, AI/ML, data quality, model performance, customer trust, traceability, usability, customer-facing reporting, execution, measurement, iteration, workflow metrics</w:t>
       </w:r>
     </w:p>
     <w:p>
@@ -313,7 +313,7 @@
         <w:rPr>
           <w:sz w:val="20"/>
         </w:rPr>
-        <w:t>Integrating SAP APIs with an internal Credit Control System, automating processes for OA and IT business units.</w:t>
+        <w:t>Leading the integration of SAP APIs with an internal Credit Control System, automating processes for OA and IT business units.</w:t>
       </w:r>
     </w:p>
     <w:p>
@@ -325,7 +325,7 @@
         <w:rPr>
           <w:sz w:val="20"/>
         </w:rPr>
-        <w:t>Authoring comprehensive System Design Documents (SDDs) for Application, Data, Integration, and Security Architecture.</w:t>
+        <w:t>Designing and building an AI-powered tender scraping pipeline to automate tender discovery and processing.</w:t>
       </w:r>
     </w:p>
     <w:p>
@@ -337,7 +337,7 @@
         <w:rPr>
           <w:sz w:val="20"/>
         </w:rPr>
-        <w:t>Designing and prototyping an AI-powered tender scraping pipeline to automate tender opportunity processing.</w:t>
+        <w:t>Authoring Business Requirements Documents (BRDs) and System Design Documents (SDDs) to define and deliver client-facing product initiatives.</w:t>
       </w:r>
     </w:p>
     <w:p>
@@ -372,31 +372,7 @@
         <w:rPr>
           <w:sz w:val="20"/>
         </w:rPr>
-        <w:t>Train AI models by generating accurate difference-based captions for multimodal datasets</w:t>
-      </w:r>
-    </w:p>
-    <w:p>
-      <w:pPr>
-        <w:pStyle w:val="ListBullet"/>
-        <w:spacing w:before="0" w:after="20"/>
-      </w:pPr>
-      <w:r>
-        <w:rPr>
-          <w:sz w:val="20"/>
-        </w:rPr>
-        <w:t>Perform categorisation, bounding, consistency checks, and image-level validation to improve multimodal model accuracy</w:t>
-      </w:r>
-    </w:p>
-    <w:p>
-      <w:pPr>
-        <w:pStyle w:val="ListBullet"/>
-        <w:spacing w:before="0" w:after="20"/>
-      </w:pPr>
-      <w:r>
-        <w:rPr>
-          <w:sz w:val="20"/>
-        </w:rPr>
-        <w:t>Contribute high-quality annotated outputs that directly feed into production AI model training pipelines</w:t>
+        <w:t>Generated accurate captions for multimodal datasets, improving model accuracy through categorisation and validation.</w:t>
       </w:r>
     </w:p>
     <w:p>
@@ -431,31 +407,7 @@
         <w:rPr>
           <w:sz w:val="20"/>
         </w:rPr>
-        <w:t>Developed and delivered full-stack solutions for U.S.-based clients across different sectors</w:t>
-      </w:r>
-    </w:p>
-    <w:p>
-      <w:pPr>
-        <w:pStyle w:val="ListBullet"/>
-        <w:spacing w:before="0" w:after="20"/>
-      </w:pPr>
-      <w:r>
-        <w:rPr>
-          <w:sz w:val="20"/>
-        </w:rPr>
-        <w:t>Built UI components, optimised APIs, and handled CMS-based website systems</w:t>
-      </w:r>
-    </w:p>
-    <w:p>
-      <w:pPr>
-        <w:pStyle w:val="ListBullet"/>
-        <w:spacing w:before="0" w:after="20"/>
-      </w:pPr>
-      <w:r>
-        <w:rPr>
-          <w:sz w:val="20"/>
-        </w:rPr>
-        <w:t>Collaborated with remote teams to debug, improve performance, and implement client feedback</w:t>
+        <w:t>Built full-stack solutions, optimised APIs, and managed CMS-based websites for diverse U.S. clients.</w:t>
       </w:r>
     </w:p>
     <w:p>
@@ -490,31 +442,7 @@
         <w:rPr>
           <w:sz w:val="20"/>
         </w:rPr>
-        <w:t>Annotated and evaluated datasets for health and agriculture AI systems</w:t>
-      </w:r>
-    </w:p>
-    <w:p>
-      <w:pPr>
-        <w:pStyle w:val="ListBullet"/>
-        <w:spacing w:before="0" w:after="20"/>
-      </w:pPr>
-      <w:r>
-        <w:rPr>
-          <w:sz w:val="20"/>
-        </w:rPr>
-        <w:t>Performed intent detection, slot tagging, utterance verification, and structured dataset creation</w:t>
-      </w:r>
-    </w:p>
-    <w:p>
-      <w:pPr>
-        <w:pStyle w:val="ListBullet"/>
-        <w:spacing w:before="0" w:after="20"/>
-      </w:pPr>
-      <w:r>
-        <w:rPr>
-          <w:sz w:val="20"/>
-        </w:rPr>
-        <w:t>Ensured annotation quality and consistency across multilingual and multimodal training data</w:t>
+        <w:t>Performed intent detection, slot tagging, and utterance verification for health and agriculture AI systems.</w:t>
       </w:r>
     </w:p>
     <w:p>
